--- a/src/posts/ipro/How can I get home.docx
+++ b/src/posts/ipro/How can I get home.docx
@@ -26,30 +26,24 @@
       <w:pPr>
         <w:pStyle w:val="Heading2"/>
         <w:rPr>
-          <w:lang w:val="de-CH"/>
+          <w:lang w:val="en-US"/>
         </w:rPr>
       </w:pPr>
       <w:r>
         <w:rPr>
-          <w:lang w:val="de-CH"/>
+          <w:lang w:val="en-US"/>
         </w:rPr>
-        <w:t>Kontakt</w:t>
+        <w:t>Kontakt:</w:t>
       </w:r>
       <w:r>
         <w:rPr>
-          <w:lang w:val="de-CH"/>
-        </w:rPr>
-        <w:t>:</w:t>
-      </w:r>
-      <w:r>
-        <w:rPr>
-          <w:lang w:val="de-CH"/>
+          <w:lang w:val="en-US"/>
         </w:rPr>
         <w:t xml:space="preserve"> </w:t>
       </w:r>
       <w:r>
         <w:rPr>
-          <w:lang w:val="de-CH"/>
+          <w:lang w:val="en-US"/>
         </w:rPr>
         <w:t>Maxim Mäder (maxim.maeder@students.fhnw.ch)</w:t>
       </w:r>
@@ -57,46 +51,25 @@
     <w:p>
       <w:pPr>
         <w:pStyle w:val="Heading2"/>
-        <w:rPr>
-          <w:lang w:val="de-CH"/>
-        </w:rPr>
-      </w:pPr>
-      <w:r>
-        <w:rPr>
-          <w:lang w:val="de-CH"/>
-        </w:rPr>
+      </w:pPr>
+      <w:r>
         <w:t>Beschreibung</w:t>
       </w:r>
     </w:p>
     <w:p>
-      <w:pPr>
-        <w:rPr>
-          <w:color w:val="D1D1D1" w:themeColor="background2" w:themeShade="E6"/>
-          <w:lang w:val="de-CH"/>
-        </w:rPr>
-      </w:pPr>
-      <w:r>
-        <w:rPr>
-          <w:color w:val="D1D1D1" w:themeColor="background2" w:themeShade="E6"/>
-          <w:lang w:val="de-CH"/>
-        </w:rPr>
-        <w:t>Beschreibe Dein Projekt</w:t>
-      </w:r>
-      <w:r>
-        <w:rPr>
-          <w:color w:val="D1D1D1" w:themeColor="background2" w:themeShade="E6"/>
-          <w:lang w:val="de-CH"/>
-        </w:rPr>
-        <w:t xml:space="preserve"> auf einer bis</w:t>
-      </w:r>
-      <w:r>
-        <w:rPr>
-          <w:b/>
-          <w:bCs/>
-          <w:color w:val="D1D1D1" w:themeColor="background2" w:themeShade="E6"/>
-          <w:lang w:val="de-CH"/>
-        </w:rPr>
-        <w:t xml:space="preserve"> maximal zwei Seiten!</w:t>
+      <w:r>
+        <w:t>Das Ziel des Projekts ist die Entwicklung einer mobilen Android-Applikation, mit der man eine persönliche Liste von Destinationen (</w:t>
+      </w:r>
+      <w:r>
+        <w:t xml:space="preserve">wahrscheinlich </w:t>
+      </w:r>
+      <w:r>
+        <w:t>beschränkt auf die Schweiz) hinterlegen kann. Die App ermittelt basierend auf dem aktuellen Standort (oder einer spezifischen Startlocation) in Echtzeit, wann der letzte Zug beziehungsweise die letzte ÖV-Verbindung dorthin fährt.</w:t>
+      </w:r>
+    </w:p>
+    <w:p>
+      <w:r>
+        <w:t>Um eine möglichst hohe Benutzerfreundlichkeit und Schnelligkeit zu garantieren, soll die App folgende Optionen bieten:</w:t>
       </w:r>
     </w:p>
     <w:p>
@@ -104,26 +77,11 @@
         <w:pStyle w:val="ListParagraph"/>
         <w:numPr>
           <w:ilvl w:val="0"/>
-          <w:numId w:val="2"/>
+          <w:numId w:val="10"/>
         </w:numPr>
-        <w:rPr>
-          <w:color w:val="D1D1D1" w:themeColor="background2" w:themeShade="E6"/>
-          <w:lang w:val="de-CH"/>
-        </w:rPr>
-      </w:pPr>
-      <w:r>
-        <w:rPr>
-          <w:color w:val="D1D1D1" w:themeColor="background2" w:themeShade="E6"/>
-          <w:lang w:val="de-CH"/>
-        </w:rPr>
-        <w:t>Um was geht es</w:t>
-      </w:r>
-      <w:r>
-        <w:rPr>
-          <w:color w:val="D1D1D1" w:themeColor="background2" w:themeShade="E6"/>
-          <w:lang w:val="de-CH"/>
-        </w:rPr>
-        <w:t>?</w:t>
+      </w:pPr>
+      <w:r>
+        <w:t>Anzeige der Abfahrtszeiten direkt als Push-Notifikation oder über ein Home-Screen-Widget.</w:t>
       </w:r>
     </w:p>
     <w:p>
@@ -131,19 +89,34 @@
         <w:pStyle w:val="ListParagraph"/>
         <w:numPr>
           <w:ilvl w:val="0"/>
-          <w:numId w:val="2"/>
+          <w:numId w:val="10"/>
         </w:numPr>
-        <w:rPr>
-          <w:color w:val="D1D1D1" w:themeColor="background2" w:themeShade="E6"/>
-          <w:lang w:val="de-CH"/>
-        </w:rPr>
-      </w:pPr>
-      <w:r>
-        <w:rPr>
-          <w:color w:val="D1D1D1" w:themeColor="background2" w:themeShade="E6"/>
-          <w:lang w:val="de-CH"/>
-        </w:rPr>
-        <w:t>Wie soll/könnte das Resultat aussehen.</w:t>
+      </w:pPr>
+      <w:r>
+        <w:t>Flexible Auswahlmöglichkeit: Entweder die Anzeige der letzten Verbindung im aktuellen ÖV-Tag (inklusive Nachtnetz-Verbindungen nach 12 Uhr nachts bis maximal 05:00 Uhr morgens) oder fortlaufend die jeweils nächste Verbindung</w:t>
+      </w:r>
+      <w:r>
+        <w:t xml:space="preserve"> </w:t>
+      </w:r>
+      <w:r>
+        <w:t>(Oder mehrere</w:t>
+      </w:r>
+      <w:r>
+        <w:t>/alle</w:t>
+      </w:r>
+      <w:r>
+        <w:t xml:space="preserve"> davon)</w:t>
+      </w:r>
+      <w:r>
+        <w:t>.</w:t>
+      </w:r>
+    </w:p>
+    <w:p>
+      <w:pPr>
+        <w:pStyle w:val="Heading3"/>
+      </w:pPr>
+      <w:r>
+        <w:t>MWP</w:t>
       </w:r>
     </w:p>
     <w:p>
@@ -151,372 +124,310 @@
         <w:pStyle w:val="ListParagraph"/>
         <w:numPr>
           <w:ilvl w:val="0"/>
-          <w:numId w:val="2"/>
+          <w:numId w:val="11"/>
         </w:numPr>
-        <w:spacing w:after="0"/>
-        <w:rPr>
-          <w:color w:val="D1D1D1" w:themeColor="background2" w:themeShade="E6"/>
-        </w:rPr>
-      </w:pPr>
-      <w:r>
-        <w:rPr>
-          <w:color w:val="D1D1D1" w:themeColor="background2" w:themeShade="E6"/>
-          <w:lang w:val="de-CH"/>
-        </w:rPr>
-        <w:t>Versuche eine minimale Variante von Deiner Idee zu formulieren (siehe unsere Projektbeschreibungen).</w:t>
+      </w:pPr>
+      <w:r>
+        <w:t>Grundlegendes Layout &amp; Eingabe: Eine einfache native Android-App (in Java), bei der man einen Startpunkt und eine Zieldestination erfassen kann.</w:t>
       </w:r>
     </w:p>
     <w:p>
       <w:pPr>
-        <w:spacing w:after="0"/>
-        <w:rPr>
-          <w:lang w:val="en-US"/>
-        </w:rPr>
-      </w:pPr>
+        <w:pStyle w:val="ListParagraph"/>
+        <w:numPr>
+          <w:ilvl w:val="0"/>
+          <w:numId w:val="11"/>
+        </w:numPr>
+      </w:pPr>
+      <w:r>
+        <w:t>API-Anbindung: Abfrage der ÖV-Verbindungen über eine standardisierte Schnittstelle (z. B. die search.ch Fahrplan-API).</w:t>
+      </w:r>
     </w:p>
     <w:p>
       <w:pPr>
-        <w:spacing w:after="0"/>
-        <w:rPr>
-          <w:lang w:val="de-CH"/>
-        </w:rPr>
-      </w:pPr>
-      <w:r>
-        <w:rPr>
-          <w:lang w:val="de-CH"/>
-        </w:rPr>
-        <w:t>Ein Mobile (Android) App in der man verschiedene Destinationen in der Schweiz hinterlegen kann. Die App zeigt einem dann an wann heute der letzte Zug</w:t>
-      </w:r>
-      <w:r>
-        <w:rPr>
-          <w:lang w:val="de-CH"/>
-        </w:rPr>
-        <w:t xml:space="preserve"> (</w:t>
-      </w:r>
-      <w:r>
-        <w:rPr>
-          <w:lang w:val="de-CH"/>
-        </w:rPr>
-        <w:t>ÖV-Verbindung</w:t>
-      </w:r>
-      <w:r>
-        <w:rPr>
-          <w:lang w:val="de-CH"/>
-        </w:rPr>
-        <w:t>)</w:t>
-      </w:r>
-      <w:r>
-        <w:rPr>
-          <w:lang w:val="de-CH"/>
-        </w:rPr>
-        <w:t xml:space="preserve"> </w:t>
-      </w:r>
-      <w:r>
-        <w:rPr>
-          <w:lang w:val="de-CH"/>
-        </w:rPr>
-        <w:t>dorthin</w:t>
-      </w:r>
-      <w:r>
-        <w:rPr>
-          <w:lang w:val="de-CH"/>
-        </w:rPr>
-        <w:t xml:space="preserve"> geht</w:t>
-      </w:r>
-      <w:r>
-        <w:rPr>
-          <w:lang w:val="de-CH"/>
-        </w:rPr>
-        <w:t xml:space="preserve"> von der aktuellen Position (oder einer spezifischen Startlocation)</w:t>
-      </w:r>
-      <w:r>
-        <w:rPr>
-          <w:lang w:val="de-CH"/>
-        </w:rPr>
-        <w:t>.</w:t>
+        <w:pStyle w:val="ListParagraph"/>
+        <w:numPr>
+          <w:ilvl w:val="0"/>
+          <w:numId w:val="11"/>
+        </w:numPr>
+      </w:pPr>
+      <w:r>
+        <w:t>Fokus auf Kernfunktion: Anzeige der nächsten oder letzten Verbindung für den heutigen Tag ohne komplexe Zusatzfeatures</w:t>
+      </w:r>
+      <w:r>
+        <w:t xml:space="preserve"> (Notifikationen und Widgets)</w:t>
+      </w:r>
+      <w:r>
+        <w:t xml:space="preserve"> im ersten Schritt.</w:t>
       </w:r>
     </w:p>
     <w:p>
       <w:pPr>
-        <w:spacing w:after="0"/>
-        <w:rPr>
-          <w:lang w:val="de-CH"/>
-        </w:rPr>
-      </w:pPr>
+        <w:pStyle w:val="Heading2"/>
+      </w:pPr>
+      <w:r>
+        <w:t>Motivation</w:t>
+      </w:r>
     </w:p>
     <w:p>
-      <w:pPr>
-        <w:spacing w:after="0"/>
-        <w:rPr>
-          <w:lang w:val="de-CH"/>
-        </w:rPr>
-      </w:pPr>
-      <w:r>
-        <w:rPr>
-          <w:lang w:val="de-CH"/>
-        </w:rPr>
-        <w:t xml:space="preserve">Damit dies möglichst schnell ersichtlich ist, sollte es die Option geben in der App entweder diese Zeiten als </w:t>
-      </w:r>
-      <w:r>
-        <w:rPr>
-          <w:lang w:val="de-CH"/>
-        </w:rPr>
-        <w:t>Notifikation</w:t>
-      </w:r>
-      <w:r>
-        <w:rPr>
-          <w:lang w:val="de-CH"/>
-        </w:rPr>
-        <w:t xml:space="preserve"> oder als Widget anzuzeigen.</w:t>
+      <w:r>
+        <w:t>Ich wollte schon immer mal eine mobile App mit Java programmieren. Zwar besitze ich bereits einige Vorerfahrungen im Bereich webbasierter Apps, möchte nun aber mein neu erlangtes Java-Wissen aus dem Studium zielgerichtet einsetzen.</w:t>
       </w:r>
     </w:p>
     <w:p>
       <w:pPr>
-        <w:spacing w:after="0"/>
         <w:rPr>
-          <w:lang w:val="de-CH"/>
+          <w:rFonts w:asciiTheme="majorHAnsi" w:eastAsiaTheme="majorEastAsia" w:hAnsiTheme="majorHAnsi" w:cstheme="majorBidi"/>
+          <w:color w:val="0F4761" w:themeColor="accent1" w:themeShade="BF"/>
+          <w:sz w:val="32"/>
+          <w:szCs w:val="32"/>
         </w:rPr>
       </w:pPr>
+      <w:r>
+        <w:t>Des Weiteren fände ich diese Applikation im Alltag nützlich</w:t>
+      </w:r>
+      <w:r>
+        <w:t>,</w:t>
+      </w:r>
+      <w:r>
+        <w:t xml:space="preserve"> insbesondere wenn man im Ausgang ist oder abends länger unterwegs ist. Umgekehrt bietet sie auch einen echten Mehrwert für flexible Pendler.</w:t>
+      </w:r>
+      <w:r>
+        <w:br w:type="page"/>
+      </w:r>
     </w:p>
     <w:p>
       <w:pPr>
-        <w:spacing w:after="0"/>
-        <w:rPr>
-          <w:lang w:val="de-CH"/>
-        </w:rPr>
-      </w:pPr>
-      <w:r>
-        <w:rPr>
-          <w:lang w:val="de-CH"/>
-        </w:rPr>
-        <w:t xml:space="preserve">Es sollte auch die Option geben den letzten Zug in der heutigen </w:t>
-      </w:r>
-      <w:r>
-        <w:rPr>
-          <w:lang w:val="de-CH"/>
-        </w:rPr>
-        <w:t>ÖV-Periode</w:t>
-      </w:r>
-      <w:r>
-        <w:rPr>
-          <w:lang w:val="de-CH"/>
-        </w:rPr>
-        <w:t xml:space="preserve"> </w:t>
-      </w:r>
-      <w:r>
-        <w:rPr>
-          <w:lang w:val="de-CH"/>
-        </w:rPr>
-        <w:t xml:space="preserve">(also auch nach 12 Uhr in der Nacht bis maximal 5 Uhr morgens) </w:t>
-      </w:r>
-      <w:r>
-        <w:rPr>
-          <w:lang w:val="de-CH"/>
-        </w:rPr>
-        <w:t>oder auch einfach immer die nächste Verbindung anzuzeigen.</w:t>
+        <w:pStyle w:val="Heading2"/>
+      </w:pPr>
+      <w:r>
+        <w:lastRenderedPageBreak/>
+        <w:t>Bemerkungen</w:t>
+      </w:r>
+      <w:r>
+        <w:t xml:space="preserve"> / L</w:t>
+      </w:r>
+      <w:r>
+        <w:t>inks</w:t>
       </w:r>
     </w:p>
     <w:p>
-      <w:pPr>
-        <w:pStyle w:val="Heading3"/>
-        <w:rPr>
-          <w:lang w:val="de-CH"/>
-        </w:rPr>
-      </w:pPr>
-      <w:r>
-        <w:rPr>
-          <w:lang w:val="de-CH"/>
-        </w:rPr>
-        <w:t>MWP</w:t>
+      <w:r>
+        <w:t>Schnittstelle für den Öffentlichen Verkehr</w:t>
       </w:r>
     </w:p>
     <w:p>
       <w:pPr>
-        <w:pStyle w:val="Heading2"/>
-        <w:rPr>
-          <w:lang w:val="de-CH"/>
-        </w:rPr>
-      </w:pPr>
-      <w:r>
-        <w:rPr>
-          <w:lang w:val="de-CH"/>
-        </w:rPr>
-        <w:t>Motivation</w:t>
+        <w:pStyle w:val="ListParagraph"/>
+        <w:numPr>
+          <w:ilvl w:val="0"/>
+          <w:numId w:val="9"/>
+        </w:numPr>
+      </w:pPr>
+      <w:hyperlink r:id="rId10" w:history="1">
+        <w:r>
+          <w:rPr>
+            <w:rStyle w:val="Hyperlink"/>
+          </w:rPr>
+          <w:t>https://search.ch/fahrplan/api/help</w:t>
+        </w:r>
+      </w:hyperlink>
+      <w:r>
+        <w:t xml:space="preserve"> (Das ist eine auf die Schweiz</w:t>
+      </w:r>
+      <w:r>
+        <w:t xml:space="preserve"> </w:t>
+      </w:r>
+      <w:r>
+        <w:t>begrenzte API,</w:t>
+      </w:r>
+      <w:r>
+        <w:t xml:space="preserve"> welche alle Verbindung des ÖV </w:t>
+      </w:r>
+      <w:r>
+        <w:t>a</w:t>
+      </w:r>
+      <w:r>
+        <w:t>nzeigen kann und auch bei der Abfrage</w:t>
+      </w:r>
+      <w:r>
+        <w:t>)</w:t>
       </w:r>
     </w:p>
     <w:p>
       <w:pPr>
-        <w:rPr>
-          <w:color w:val="D1D1D1" w:themeColor="background2" w:themeShade="E6"/>
-          <w:lang w:val="de-CH"/>
-        </w:rPr>
-      </w:pPr>
-      <w:r>
-        <w:rPr>
-          <w:color w:val="D1D1D1" w:themeColor="background2" w:themeShade="E6"/>
-          <w:lang w:val="de-CH"/>
-        </w:rPr>
-        <w:t>Warum willst Du gerade dieses Thema umsetzen. Was treibt Dich an.</w:t>
-      </w:r>
-      <w:r>
-        <w:rPr>
-          <w:color w:val="D1D1D1" w:themeColor="background2" w:themeShade="E6"/>
-          <w:lang w:val="de-CH"/>
-        </w:rPr>
-        <w:t xml:space="preserve"> </w:t>
-      </w:r>
-      <w:r>
-        <w:rPr>
-          <w:color w:val="D1D1D1" w:themeColor="background2" w:themeShade="E6"/>
-          <w:lang w:val="de-CH"/>
-        </w:rPr>
-        <w:t xml:space="preserve">Was möchtest </w:t>
-      </w:r>
-      <w:r>
-        <w:rPr>
-          <w:color w:val="D1D1D1" w:themeColor="background2" w:themeShade="E6"/>
-          <w:lang w:val="de-CH"/>
-        </w:rPr>
-        <w:t xml:space="preserve">Du </w:t>
-      </w:r>
-      <w:r>
-        <w:rPr>
-          <w:color w:val="D1D1D1" w:themeColor="background2" w:themeShade="E6"/>
-          <w:lang w:val="de-CH"/>
-        </w:rPr>
-        <w:t>s</w:t>
-      </w:r>
-      <w:r>
-        <w:rPr>
-          <w:color w:val="D1D1D1" w:themeColor="background2" w:themeShade="E6"/>
-          <w:lang w:val="de-CH"/>
-        </w:rPr>
-        <w:t>peziell (kennen-)lernen mit diesem Projekt</w:t>
-      </w:r>
-      <w:r>
-        <w:rPr>
-          <w:color w:val="D1D1D1" w:themeColor="background2" w:themeShade="E6"/>
-          <w:lang w:val="de-CH"/>
-        </w:rPr>
-        <w:t>?</w:t>
+        <w:pStyle w:val="ListParagraph"/>
+        <w:numPr>
+          <w:ilvl w:val="0"/>
+          <w:numId w:val="9"/>
+        </w:numPr>
+      </w:pPr>
+      <w:hyperlink r:id="rId11" w:history="1">
+        <w:r>
+          <w:rPr>
+            <w:rStyle w:val="Hyperlink"/>
+          </w:rPr>
+          <w:t>https://transitous.org/</w:t>
+        </w:r>
+      </w:hyperlink>
+      <w:r>
+        <w:t xml:space="preserve"> (Diese API würde auch International funktionieren)</w:t>
       </w:r>
     </w:p>
     <w:p>
-      <w:pPr>
-        <w:rPr>
-          <w:lang w:val="de-CH"/>
-        </w:rPr>
-      </w:pPr>
-      <w:r>
-        <w:rPr>
-          <w:lang w:val="de-CH"/>
-        </w:rPr>
-        <w:t>Ich wollte schon immer mal eine Mobile App mit Java Programmieren, ich habe bereits etwas erfahren mit Webbasierten Apps ich würde nun aber mein neu erlangtes Java Wissen einsetzen können.</w:t>
+      <w:r>
+        <w:t>Technologien</w:t>
       </w:r>
     </w:p>
     <w:p>
       <w:pPr>
-        <w:rPr>
-          <w:lang w:val="de-CH"/>
-        </w:rPr>
-      </w:pPr>
-      <w:r>
-        <w:rPr>
-          <w:lang w:val="de-CH"/>
-        </w:rPr>
-        <w:t>Des Weiteren</w:t>
-      </w:r>
-      <w:r>
-        <w:rPr>
-          <w:lang w:val="de-CH"/>
-        </w:rPr>
-        <w:t xml:space="preserve"> fände ich diese Applikation sehr nützlich, wenn man zum Beispiel im Ausgang ist oder einfach länger am Abend unterwegs. Umgekehrt könnte es auch für flexible Pendler nützlich sein.</w:t>
-      </w:r>
+        <w:pStyle w:val="ListParagraph"/>
+        <w:numPr>
+          <w:ilvl w:val="0"/>
+          <w:numId w:val="9"/>
+        </w:numPr>
+      </w:pPr>
+      <w:hyperlink r:id="rId12" w:history="1">
+        <w:r>
+          <w:rPr>
+            <w:rStyle w:val="Hyperlink"/>
+          </w:rPr>
+          <w:t>https://developers.google.com/learn/pathways/mdc-java</w:t>
+        </w:r>
+      </w:hyperlink>
     </w:p>
     <w:p>
       <w:pPr>
-        <w:pStyle w:val="Heading2"/>
-        <w:rPr>
-          <w:lang w:val="de-CH"/>
-        </w:rPr>
-      </w:pPr>
-      <w:r>
-        <w:rPr>
-          <w:lang w:val="de-CH"/>
-        </w:rPr>
-        <w:t>Bemerkungen</w:t>
-      </w:r>
-      <w:r>
-        <w:rPr>
-          <w:lang w:val="de-CH"/>
-        </w:rPr>
-        <w:t xml:space="preserve"> / L</w:t>
-      </w:r>
-      <w:r>
-        <w:rPr>
-          <w:lang w:val="de-CH"/>
-        </w:rPr>
-        <w:t>inks</w:t>
+        <w:pStyle w:val="ListParagraph"/>
+        <w:numPr>
+          <w:ilvl w:val="0"/>
+          <w:numId w:val="9"/>
+        </w:numPr>
+      </w:pPr>
+      <w:hyperlink r:id="rId13" w:history="1">
+        <w:r>
+          <w:rPr>
+            <w:rStyle w:val="Hyperlink"/>
+          </w:rPr>
+          <w:t>https://www.java.com/</w:t>
+        </w:r>
+      </w:hyperlink>
+      <w:r>
+        <w:t xml:space="preserve"> </w:t>
       </w:r>
     </w:p>
     <w:p>
       <w:pPr>
-        <w:rPr>
-          <w:lang w:val="de-CH"/>
-        </w:rPr>
-      </w:pPr>
-      <w:r>
-        <w:rPr>
-          <w:lang w:val="de-CH"/>
-        </w:rPr>
-        <w:t>Spezielles, Bemerkungen oder v</w:t>
-      </w:r>
-      <w:r>
-        <w:rPr>
-          <w:lang w:val="de-CH"/>
-        </w:rPr>
-        <w:t>ielleicht gibt es Website</w:t>
-      </w:r>
-      <w:r>
-        <w:rPr>
-          <w:lang w:val="de-CH"/>
-        </w:rPr>
-        <w:t>s</w:t>
-      </w:r>
-      <w:r>
-        <w:rPr>
-          <w:lang w:val="de-CH"/>
-        </w:rPr>
-        <w:t xml:space="preserve">, die Deine Idee schon gut erklären. </w:t>
-      </w:r>
-      <w:r>
-        <w:rPr>
-          <w:lang w:val="de-CH"/>
-        </w:rPr>
-        <w:t>(siehe unsere Projektbeschreibungen)</w:t>
-      </w:r>
-      <w:r>
-        <w:rPr>
-          <w:lang w:val="de-CH"/>
-        </w:rPr>
-        <w:br/>
-      </w:r>
-      <w:r>
-        <w:rPr>
-          <w:lang w:val="de-CH"/>
-        </w:rPr>
-        <w:t>https://search.ch/fahrplan/api/help</w:t>
+        <w:pStyle w:val="ListParagraph"/>
+        <w:numPr>
+          <w:ilvl w:val="0"/>
+          <w:numId w:val="9"/>
+        </w:numPr>
+      </w:pPr>
+      <w:hyperlink r:id="rId14" w:history="1">
+        <w:r>
+          <w:rPr>
+            <w:rStyle w:val="Hyperlink"/>
+          </w:rPr>
+          <w:t>https://www.jetbrains.com/idea/</w:t>
+        </w:r>
+      </w:hyperlink>
+      <w:r>
+        <w:t xml:space="preserve"> </w:t>
+      </w:r>
+    </w:p>
+    <w:p/>
+    <w:p>
+      <w:pPr>
+        <w:pStyle w:val="Heading3"/>
+      </w:pPr>
+      <w:r>
+        <w:t>Ähnliche Ansätze &amp; Abgrenzung</w:t>
       </w:r>
     </w:p>
     <w:p>
-      <w:pPr>
-        <w:rPr>
-          <w:lang w:val="de-CH"/>
-        </w:rPr>
-      </w:pPr>
+      <w:r>
+        <w:t xml:space="preserve">Es existieren bereits Fahrplan-Apps wie </w:t>
+      </w:r>
+      <w:r>
+        <w:t>SBB-Mobile</w:t>
+      </w:r>
+      <w:r>
+        <w:t>, öV Plus oder Raily. Diese sind jedoch meist auf den Ticketkauf oder reine Haltestellen-Abfahrtsmonitore ausgerichtet.</w:t>
+      </w:r>
+    </w:p>
+    <w:p>
+      <w:r>
+        <w:t>Meine App unterscheidet sich durch den klaren Fokus auf das Heimweg-Szenario: Mit einem Blick (via Widget/Notifikation) sieht der Nutzer direkt die verbleibende Zeit bis zum letzten Zug der Nacht für seine vordefinierten Favoriten, ohne sich durch komplexe Menüs tippen zu müssen.</w:t>
+      </w:r>
+    </w:p>
+    <w:p/>
+    <w:p>
+      <w:pPr>
+        <w:pStyle w:val="Heading2"/>
+      </w:pPr>
+      <w:r>
+        <w:t>Besuchte Module im 1. Semester</w:t>
+      </w:r>
+    </w:p>
+    <w:p>
+      <w:pPr>
+        <w:numPr>
+          <w:ilvl w:val="0"/>
+          <w:numId w:val="12"/>
+        </w:numPr>
+      </w:pPr>
+      <w:proofErr w:type="spellStart"/>
+      <w:r>
+        <w:t>m</w:t>
+      </w:r>
+      <w:r>
+        <w:t>gli</w:t>
+      </w:r>
+      <w:proofErr w:type="spellEnd"/>
+    </w:p>
+    <w:p>
+      <w:pPr>
+        <w:numPr>
+          <w:ilvl w:val="0"/>
+          <w:numId w:val="12"/>
+        </w:numPr>
+      </w:pPr>
+      <w:proofErr w:type="spellStart"/>
+      <w:r>
+        <w:t>ucdre</w:t>
+      </w:r>
+      <w:proofErr w:type="spellEnd"/>
+    </w:p>
+    <w:p>
+      <w:pPr>
+        <w:numPr>
+          <w:ilvl w:val="0"/>
+          <w:numId w:val="12"/>
+        </w:numPr>
+      </w:pPr>
+      <w:proofErr w:type="spellStart"/>
+      <w:r>
+        <w:t>eidi</w:t>
+      </w:r>
+      <w:proofErr w:type="spellEnd"/>
+      <w:r>
+        <w:t xml:space="preserve"> (Übersprungen)</w:t>
+      </w:r>
+    </w:p>
+    <w:p>
+      <w:pPr>
+        <w:numPr>
+          <w:ilvl w:val="0"/>
+          <w:numId w:val="12"/>
+        </w:numPr>
+      </w:pPr>
+      <w:r>
+        <w:t>prog1</w:t>
+      </w:r>
     </w:p>
     <w:sectPr>
-      <w:headerReference w:type="default" r:id="rId10"/>
+      <w:headerReference w:type="default" r:id="rId15"/>
       <w:pgSz w:w="11906" w:h="16838"/>
       <w:pgMar w:top="1440" w:right="1440" w:bottom="1440" w:left="1440" w:header="708" w:footer="708" w:gutter="0"/>
       <w:cols w:space="708"/>
@@ -649,12 +560,21 @@
     <w:r>
       <w:tab/>
     </w:r>
+    <w:proofErr w:type="spellStart"/>
     <w:r>
       <w:rPr>
         <w:lang w:val="en-US"/>
       </w:rPr>
-      <w:t xml:space="preserve">Individuelles </w:t>
+      <w:t>Individuelles</w:t>
     </w:r>
+    <w:proofErr w:type="spellEnd"/>
+    <w:r>
+      <w:rPr>
+        <w:lang w:val="en-US"/>
+      </w:rPr>
+      <w:t xml:space="preserve"> </w:t>
+    </w:r>
+    <w:proofErr w:type="spellStart"/>
     <w:r>
       <w:rPr>
         <w:lang w:val="en-US"/>
@@ -667,6 +587,7 @@
       </w:rPr>
       <w:t>rojekt</w:t>
     </w:r>
+    <w:proofErr w:type="spellEnd"/>
   </w:p>
 </w:hdr>
 </file>
@@ -674,6 +595,118 @@
 <file path=word/numbering.xml><?xml version="1.0" encoding="utf-8"?>
 <w:numbering xmlns:wpc="http://schemas.microsoft.com/office/word/2010/wordprocessingCanvas" xmlns:cx="http://schemas.microsoft.com/office/drawing/2014/chartex" xmlns:cx1="http://schemas.microsoft.com/office/drawing/2015/9/8/chartex" xmlns:cx2="http://schemas.microsoft.com/office/drawing/2015/10/21/chartex" xmlns:cx3="http://schemas.microsoft.com/office/drawing/2016/5/9/chartex" xmlns:cx4="http://schemas.microsoft.com/office/drawing/2016/5/10/chartex" xmlns:cx5="http://schemas.microsoft.com/office/drawing/2016/5/11/chartex" xmlns:cx6="http://schemas.microsoft.com/office/drawing/2016/5/12/chartex" xmlns:cx7="http://schemas.microsoft.com/office/drawing/2016/5/13/chartex" xmlns:cx8="http://schemas.microsoft.com/office/drawing/2016/5/14/chartex" xmlns:mc="http://schemas.openxmlformats.org/markup-compatibility/2006" xmlns:aink="http://schemas.microsoft.com/office/drawing/2016/ink" xmlns:am3d="http://schemas.microsoft.com/office/drawing/2017/model3d" xmlns:o="urn:schemas-microsoft-com:office:office" xmlns:oel="http://schemas.microsoft.com/office/2019/extlst" xmlns:r="http://schemas.openxmlformats.org/officeDocument/2006/relationships" xmlns:m="http://schemas.openxmlformats.org/officeDocument/2006/math" xmlns:v="urn:schemas-microsoft-com:vml" xmlns:wp14="http://schemas.microsoft.com/office/word/2010/wordprocessingDrawing" xmlns:wp="http://schemas.openxmlformats.org/drawingml/2006/wordprocessingDrawing" xmlns:w10="urn:schemas-microsoft-com:office:word" xmlns:w="http://schemas.openxmlformats.org/wordprocessingml/2006/main" xmlns:w14="http://schemas.microsoft.com/office/word/2010/wordml" xmlns:w15="http://schemas.microsoft.com/office/word/2012/wordml" xmlns:w16cex="http://schemas.microsoft.com/office/word/2018/wordml/cex" xmlns:w16cid="http://schemas.microsoft.com/office/word/2016/wordml/cid" xmlns:w16="http://schemas.microsoft.com/office/word/2018/wordml" xmlns:w16du="http://schemas.microsoft.com/office/word/2023/wordml/word16du" xmlns:w16sdtdh="http://schemas.microsoft.com/office/word/2020/wordml/sdtdatahash" xmlns:w16sdtfl="http://schemas.microsoft.com/office/word/2024/wordml/sdtformatlock" xmlns:w16se="http://schemas.microsoft.com/office/word/2015/wordml/symex" xmlns:wpg="http://schemas.microsoft.com/office/word/2010/wordprocessingGroup" xmlns:wpi="http://schemas.microsoft.com/office/word/2010/wordprocessingInk" xmlns:wne="http://schemas.microsoft.com/office/word/2006/wordml" xmlns:wps="http://schemas.microsoft.com/office/word/2010/wordprocessingShape" mc:Ignorable="w14 w15 w16se w16cid w16 w16cex w16sdtdh w16sdtfl w16du wp14">
   <w:abstractNum w:abstractNumId="0" w15:restartNumberingAfterBreak="0">
+    <w:nsid w:val="0D2C789A"/>
+    <w:multiLevelType w:val="hybridMultilevel"/>
+    <w:tmpl w:val="60E48BCA"/>
+    <w:lvl w:ilvl="0" w:tplc="DB3E67E0">
+      <w:numFmt w:val="bullet"/>
+      <w:lvlText w:val="-"/>
+      <w:lvlJc w:val="left"/>
+      <w:pPr>
+        <w:ind w:left="720" w:hanging="360"/>
+      </w:pPr>
+      <w:rPr>
+        <w:rFonts w:ascii="Aptos" w:eastAsiaTheme="minorHAnsi" w:hAnsi="Aptos" w:cstheme="minorBidi" w:hint="default"/>
+      </w:rPr>
+    </w:lvl>
+    <w:lvl w:ilvl="1" w:tplc="08070003" w:tentative="1">
+      <w:start w:val="1"/>
+      <w:numFmt w:val="bullet"/>
+      <w:lvlText w:val="o"/>
+      <w:lvlJc w:val="left"/>
+      <w:pPr>
+        <w:ind w:left="1440" w:hanging="360"/>
+      </w:pPr>
+      <w:rPr>
+        <w:rFonts w:ascii="Courier New" w:hAnsi="Courier New" w:cs="Courier New" w:hint="default"/>
+      </w:rPr>
+    </w:lvl>
+    <w:lvl w:ilvl="2" w:tplc="08070005" w:tentative="1">
+      <w:start w:val="1"/>
+      <w:numFmt w:val="bullet"/>
+      <w:lvlText w:val=""/>
+      <w:lvlJc w:val="left"/>
+      <w:pPr>
+        <w:ind w:left="2160" w:hanging="360"/>
+      </w:pPr>
+      <w:rPr>
+        <w:rFonts w:ascii="Wingdings" w:hAnsi="Wingdings" w:hint="default"/>
+      </w:rPr>
+    </w:lvl>
+    <w:lvl w:ilvl="3" w:tplc="08070001" w:tentative="1">
+      <w:start w:val="1"/>
+      <w:numFmt w:val="bullet"/>
+      <w:lvlText w:val=""/>
+      <w:lvlJc w:val="left"/>
+      <w:pPr>
+        <w:ind w:left="2880" w:hanging="360"/>
+      </w:pPr>
+      <w:rPr>
+        <w:rFonts w:ascii="Symbol" w:hAnsi="Symbol" w:hint="default"/>
+      </w:rPr>
+    </w:lvl>
+    <w:lvl w:ilvl="4" w:tplc="08070003" w:tentative="1">
+      <w:start w:val="1"/>
+      <w:numFmt w:val="bullet"/>
+      <w:lvlText w:val="o"/>
+      <w:lvlJc w:val="left"/>
+      <w:pPr>
+        <w:ind w:left="3600" w:hanging="360"/>
+      </w:pPr>
+      <w:rPr>
+        <w:rFonts w:ascii="Courier New" w:hAnsi="Courier New" w:cs="Courier New" w:hint="default"/>
+      </w:rPr>
+    </w:lvl>
+    <w:lvl w:ilvl="5" w:tplc="08070005" w:tentative="1">
+      <w:start w:val="1"/>
+      <w:numFmt w:val="bullet"/>
+      <w:lvlText w:val=""/>
+      <w:lvlJc w:val="left"/>
+      <w:pPr>
+        <w:ind w:left="4320" w:hanging="360"/>
+      </w:pPr>
+      <w:rPr>
+        <w:rFonts w:ascii="Wingdings" w:hAnsi="Wingdings" w:hint="default"/>
+      </w:rPr>
+    </w:lvl>
+    <w:lvl w:ilvl="6" w:tplc="08070001" w:tentative="1">
+      <w:start w:val="1"/>
+      <w:numFmt w:val="bullet"/>
+      <w:lvlText w:val=""/>
+      <w:lvlJc w:val="left"/>
+      <w:pPr>
+        <w:ind w:left="5040" w:hanging="360"/>
+      </w:pPr>
+      <w:rPr>
+        <w:rFonts w:ascii="Symbol" w:hAnsi="Symbol" w:hint="default"/>
+      </w:rPr>
+    </w:lvl>
+    <w:lvl w:ilvl="7" w:tplc="08070003" w:tentative="1">
+      <w:start w:val="1"/>
+      <w:numFmt w:val="bullet"/>
+      <w:lvlText w:val="o"/>
+      <w:lvlJc w:val="left"/>
+      <w:pPr>
+        <w:ind w:left="5760" w:hanging="360"/>
+      </w:pPr>
+      <w:rPr>
+        <w:rFonts w:ascii="Courier New" w:hAnsi="Courier New" w:cs="Courier New" w:hint="default"/>
+      </w:rPr>
+    </w:lvl>
+    <w:lvl w:ilvl="8" w:tplc="08070005" w:tentative="1">
+      <w:start w:val="1"/>
+      <w:numFmt w:val="bullet"/>
+      <w:lvlText w:val=""/>
+      <w:lvlJc w:val="left"/>
+      <w:pPr>
+        <w:ind w:left="6480" w:hanging="360"/>
+      </w:pPr>
+      <w:rPr>
+        <w:rFonts w:ascii="Wingdings" w:hAnsi="Wingdings" w:hint="default"/>
+      </w:rPr>
+    </w:lvl>
+  </w:abstractNum>
+  <w:abstractNum w:abstractNumId="1" w15:restartNumberingAfterBreak="0">
     <w:nsid w:val="141640EB"/>
     <w:multiLevelType w:val="hybridMultilevel"/>
     <w:tmpl w:val="912A6628"/>
@@ -785,7 +818,7 @@
       </w:rPr>
     </w:lvl>
   </w:abstractNum>
-  <w:abstractNum w:abstractNumId="1" w15:restartNumberingAfterBreak="0">
+  <w:abstractNum w:abstractNumId="2" w15:restartNumberingAfterBreak="0">
     <w:nsid w:val="144834B3"/>
     <w:multiLevelType w:val="hybridMultilevel"/>
     <w:tmpl w:val="9D5E936A"/>
@@ -899,7 +932,119 @@
       </w:rPr>
     </w:lvl>
   </w:abstractNum>
-  <w:abstractNum w:abstractNumId="2" w15:restartNumberingAfterBreak="0">
+  <w:abstractNum w:abstractNumId="3" w15:restartNumberingAfterBreak="0">
+    <w:nsid w:val="202A1D53"/>
+    <w:multiLevelType w:val="hybridMultilevel"/>
+    <w:tmpl w:val="3C32AE8A"/>
+    <w:lvl w:ilvl="0" w:tplc="DB3E67E0">
+      <w:numFmt w:val="bullet"/>
+      <w:lvlText w:val="-"/>
+      <w:lvlJc w:val="left"/>
+      <w:pPr>
+        <w:ind w:left="720" w:hanging="360"/>
+      </w:pPr>
+      <w:rPr>
+        <w:rFonts w:ascii="Aptos" w:eastAsiaTheme="minorHAnsi" w:hAnsi="Aptos" w:cstheme="minorBidi" w:hint="default"/>
+      </w:rPr>
+    </w:lvl>
+    <w:lvl w:ilvl="1" w:tplc="08070003" w:tentative="1">
+      <w:start w:val="1"/>
+      <w:numFmt w:val="bullet"/>
+      <w:lvlText w:val="o"/>
+      <w:lvlJc w:val="left"/>
+      <w:pPr>
+        <w:ind w:left="1440" w:hanging="360"/>
+      </w:pPr>
+      <w:rPr>
+        <w:rFonts w:ascii="Courier New" w:hAnsi="Courier New" w:cs="Courier New" w:hint="default"/>
+      </w:rPr>
+    </w:lvl>
+    <w:lvl w:ilvl="2" w:tplc="08070005" w:tentative="1">
+      <w:start w:val="1"/>
+      <w:numFmt w:val="bullet"/>
+      <w:lvlText w:val=""/>
+      <w:lvlJc w:val="left"/>
+      <w:pPr>
+        <w:ind w:left="2160" w:hanging="360"/>
+      </w:pPr>
+      <w:rPr>
+        <w:rFonts w:ascii="Wingdings" w:hAnsi="Wingdings" w:hint="default"/>
+      </w:rPr>
+    </w:lvl>
+    <w:lvl w:ilvl="3" w:tplc="08070001" w:tentative="1">
+      <w:start w:val="1"/>
+      <w:numFmt w:val="bullet"/>
+      <w:lvlText w:val=""/>
+      <w:lvlJc w:val="left"/>
+      <w:pPr>
+        <w:ind w:left="2880" w:hanging="360"/>
+      </w:pPr>
+      <w:rPr>
+        <w:rFonts w:ascii="Symbol" w:hAnsi="Symbol" w:hint="default"/>
+      </w:rPr>
+    </w:lvl>
+    <w:lvl w:ilvl="4" w:tplc="08070003" w:tentative="1">
+      <w:start w:val="1"/>
+      <w:numFmt w:val="bullet"/>
+      <w:lvlText w:val="o"/>
+      <w:lvlJc w:val="left"/>
+      <w:pPr>
+        <w:ind w:left="3600" w:hanging="360"/>
+      </w:pPr>
+      <w:rPr>
+        <w:rFonts w:ascii="Courier New" w:hAnsi="Courier New" w:cs="Courier New" w:hint="default"/>
+      </w:rPr>
+    </w:lvl>
+    <w:lvl w:ilvl="5" w:tplc="08070005" w:tentative="1">
+      <w:start w:val="1"/>
+      <w:numFmt w:val="bullet"/>
+      <w:lvlText w:val=""/>
+      <w:lvlJc w:val="left"/>
+      <w:pPr>
+        <w:ind w:left="4320" w:hanging="360"/>
+      </w:pPr>
+      <w:rPr>
+        <w:rFonts w:ascii="Wingdings" w:hAnsi="Wingdings" w:hint="default"/>
+      </w:rPr>
+    </w:lvl>
+    <w:lvl w:ilvl="6" w:tplc="08070001" w:tentative="1">
+      <w:start w:val="1"/>
+      <w:numFmt w:val="bullet"/>
+      <w:lvlText w:val=""/>
+      <w:lvlJc w:val="left"/>
+      <w:pPr>
+        <w:ind w:left="5040" w:hanging="360"/>
+      </w:pPr>
+      <w:rPr>
+        <w:rFonts w:ascii="Symbol" w:hAnsi="Symbol" w:hint="default"/>
+      </w:rPr>
+    </w:lvl>
+    <w:lvl w:ilvl="7" w:tplc="08070003" w:tentative="1">
+      <w:start w:val="1"/>
+      <w:numFmt w:val="bullet"/>
+      <w:lvlText w:val="o"/>
+      <w:lvlJc w:val="left"/>
+      <w:pPr>
+        <w:ind w:left="5760" w:hanging="360"/>
+      </w:pPr>
+      <w:rPr>
+        <w:rFonts w:ascii="Courier New" w:hAnsi="Courier New" w:cs="Courier New" w:hint="default"/>
+      </w:rPr>
+    </w:lvl>
+    <w:lvl w:ilvl="8" w:tplc="08070005" w:tentative="1">
+      <w:start w:val="1"/>
+      <w:numFmt w:val="bullet"/>
+      <w:lvlText w:val=""/>
+      <w:lvlJc w:val="left"/>
+      <w:pPr>
+        <w:ind w:left="6480" w:hanging="360"/>
+      </w:pPr>
+      <w:rPr>
+        <w:rFonts w:ascii="Wingdings" w:hAnsi="Wingdings" w:hint="default"/>
+      </w:rPr>
+    </w:lvl>
+  </w:abstractNum>
+  <w:abstractNum w:abstractNumId="4" w15:restartNumberingAfterBreak="0">
     <w:nsid w:val="2AC90B9D"/>
     <w:multiLevelType w:val="hybridMultilevel"/>
     <w:tmpl w:val="7E0E5AA4"/>
@@ -1012,7 +1157,7 @@
       </w:rPr>
     </w:lvl>
   </w:abstractNum>
-  <w:abstractNum w:abstractNumId="3" w15:restartNumberingAfterBreak="0">
+  <w:abstractNum w:abstractNumId="5" w15:restartNumberingAfterBreak="0">
     <w:nsid w:val="2B08119F"/>
     <w:multiLevelType w:val="hybridMultilevel"/>
     <w:tmpl w:val="2DE2C0D4"/>
@@ -1126,7 +1271,7 @@
       </w:rPr>
     </w:lvl>
   </w:abstractNum>
-  <w:abstractNum w:abstractNumId="4" w15:restartNumberingAfterBreak="0">
+  <w:abstractNum w:abstractNumId="6" w15:restartNumberingAfterBreak="0">
     <w:nsid w:val="34A31FB3"/>
     <w:multiLevelType w:val="hybridMultilevel"/>
     <w:tmpl w:val="9D36BDCE"/>
@@ -1215,7 +1360,119 @@
       </w:pPr>
     </w:lvl>
   </w:abstractNum>
-  <w:abstractNum w:abstractNumId="5" w15:restartNumberingAfterBreak="0">
+  <w:abstractNum w:abstractNumId="7" w15:restartNumberingAfterBreak="0">
+    <w:nsid w:val="52D1748C"/>
+    <w:multiLevelType w:val="hybridMultilevel"/>
+    <w:tmpl w:val="BF50E4E6"/>
+    <w:lvl w:ilvl="0" w:tplc="DB3E67E0">
+      <w:numFmt w:val="bullet"/>
+      <w:lvlText w:val="-"/>
+      <w:lvlJc w:val="left"/>
+      <w:pPr>
+        <w:ind w:left="720" w:hanging="360"/>
+      </w:pPr>
+      <w:rPr>
+        <w:rFonts w:ascii="Aptos" w:eastAsiaTheme="minorHAnsi" w:hAnsi="Aptos" w:cstheme="minorBidi" w:hint="default"/>
+      </w:rPr>
+    </w:lvl>
+    <w:lvl w:ilvl="1" w:tplc="08070003" w:tentative="1">
+      <w:start w:val="1"/>
+      <w:numFmt w:val="bullet"/>
+      <w:lvlText w:val="o"/>
+      <w:lvlJc w:val="left"/>
+      <w:pPr>
+        <w:ind w:left="1440" w:hanging="360"/>
+      </w:pPr>
+      <w:rPr>
+        <w:rFonts w:ascii="Courier New" w:hAnsi="Courier New" w:cs="Courier New" w:hint="default"/>
+      </w:rPr>
+    </w:lvl>
+    <w:lvl w:ilvl="2" w:tplc="08070005" w:tentative="1">
+      <w:start w:val="1"/>
+      <w:numFmt w:val="bullet"/>
+      <w:lvlText w:val=""/>
+      <w:lvlJc w:val="left"/>
+      <w:pPr>
+        <w:ind w:left="2160" w:hanging="360"/>
+      </w:pPr>
+      <w:rPr>
+        <w:rFonts w:ascii="Wingdings" w:hAnsi="Wingdings" w:hint="default"/>
+      </w:rPr>
+    </w:lvl>
+    <w:lvl w:ilvl="3" w:tplc="08070001" w:tentative="1">
+      <w:start w:val="1"/>
+      <w:numFmt w:val="bullet"/>
+      <w:lvlText w:val=""/>
+      <w:lvlJc w:val="left"/>
+      <w:pPr>
+        <w:ind w:left="2880" w:hanging="360"/>
+      </w:pPr>
+      <w:rPr>
+        <w:rFonts w:ascii="Symbol" w:hAnsi="Symbol" w:hint="default"/>
+      </w:rPr>
+    </w:lvl>
+    <w:lvl w:ilvl="4" w:tplc="08070003" w:tentative="1">
+      <w:start w:val="1"/>
+      <w:numFmt w:val="bullet"/>
+      <w:lvlText w:val="o"/>
+      <w:lvlJc w:val="left"/>
+      <w:pPr>
+        <w:ind w:left="3600" w:hanging="360"/>
+      </w:pPr>
+      <w:rPr>
+        <w:rFonts w:ascii="Courier New" w:hAnsi="Courier New" w:cs="Courier New" w:hint="default"/>
+      </w:rPr>
+    </w:lvl>
+    <w:lvl w:ilvl="5" w:tplc="08070005" w:tentative="1">
+      <w:start w:val="1"/>
+      <w:numFmt w:val="bullet"/>
+      <w:lvlText w:val=""/>
+      <w:lvlJc w:val="left"/>
+      <w:pPr>
+        <w:ind w:left="4320" w:hanging="360"/>
+      </w:pPr>
+      <w:rPr>
+        <w:rFonts w:ascii="Wingdings" w:hAnsi="Wingdings" w:hint="default"/>
+      </w:rPr>
+    </w:lvl>
+    <w:lvl w:ilvl="6" w:tplc="08070001" w:tentative="1">
+      <w:start w:val="1"/>
+      <w:numFmt w:val="bullet"/>
+      <w:lvlText w:val=""/>
+      <w:lvlJc w:val="left"/>
+      <w:pPr>
+        <w:ind w:left="5040" w:hanging="360"/>
+      </w:pPr>
+      <w:rPr>
+        <w:rFonts w:ascii="Symbol" w:hAnsi="Symbol" w:hint="default"/>
+      </w:rPr>
+    </w:lvl>
+    <w:lvl w:ilvl="7" w:tplc="08070003" w:tentative="1">
+      <w:start w:val="1"/>
+      <w:numFmt w:val="bullet"/>
+      <w:lvlText w:val="o"/>
+      <w:lvlJc w:val="left"/>
+      <w:pPr>
+        <w:ind w:left="5760" w:hanging="360"/>
+      </w:pPr>
+      <w:rPr>
+        <w:rFonts w:ascii="Courier New" w:hAnsi="Courier New" w:cs="Courier New" w:hint="default"/>
+      </w:rPr>
+    </w:lvl>
+    <w:lvl w:ilvl="8" w:tplc="08070005" w:tentative="1">
+      <w:start w:val="1"/>
+      <w:numFmt w:val="bullet"/>
+      <w:lvlText w:val=""/>
+      <w:lvlJc w:val="left"/>
+      <w:pPr>
+        <w:ind w:left="6480" w:hanging="360"/>
+      </w:pPr>
+      <w:rPr>
+        <w:rFonts w:ascii="Wingdings" w:hAnsi="Wingdings" w:hint="default"/>
+      </w:rPr>
+    </w:lvl>
+  </w:abstractNum>
+  <w:abstractNum w:abstractNumId="8" w15:restartNumberingAfterBreak="0">
     <w:nsid w:val="5A5E1915"/>
     <w:multiLevelType w:val="hybridMultilevel"/>
     <w:tmpl w:val="E25A3A92"/>
@@ -1327,7 +1584,156 @@
       </w:rPr>
     </w:lvl>
   </w:abstractNum>
-  <w:abstractNum w:abstractNumId="6" w15:restartNumberingAfterBreak="0">
+  <w:abstractNum w:abstractNumId="9" w15:restartNumberingAfterBreak="0">
+    <w:nsid w:val="5C2E1580"/>
+    <w:multiLevelType w:val="multilevel"/>
+    <w:tmpl w:val="02A49CE0"/>
+    <w:lvl w:ilvl="0">
+      <w:start w:val="1"/>
+      <w:numFmt w:val="bullet"/>
+      <w:lvlText w:val=""/>
+      <w:lvlJc w:val="left"/>
+      <w:pPr>
+        <w:tabs>
+          <w:tab w:val="num" w:pos="720"/>
+        </w:tabs>
+        <w:ind w:left="720" w:hanging="360"/>
+      </w:pPr>
+      <w:rPr>
+        <w:rFonts w:ascii="Symbol" w:hAnsi="Symbol" w:hint="default"/>
+        <w:sz w:val="20"/>
+      </w:rPr>
+    </w:lvl>
+    <w:lvl w:ilvl="1" w:tentative="1">
+      <w:start w:val="1"/>
+      <w:numFmt w:val="bullet"/>
+      <w:lvlText w:val="o"/>
+      <w:lvlJc w:val="left"/>
+      <w:pPr>
+        <w:tabs>
+          <w:tab w:val="num" w:pos="1440"/>
+        </w:tabs>
+        <w:ind w:left="1440" w:hanging="360"/>
+      </w:pPr>
+      <w:rPr>
+        <w:rFonts w:ascii="Courier New" w:hAnsi="Courier New" w:hint="default"/>
+        <w:sz w:val="20"/>
+      </w:rPr>
+    </w:lvl>
+    <w:lvl w:ilvl="2" w:tentative="1">
+      <w:start w:val="1"/>
+      <w:numFmt w:val="bullet"/>
+      <w:lvlText w:val=""/>
+      <w:lvlJc w:val="left"/>
+      <w:pPr>
+        <w:tabs>
+          <w:tab w:val="num" w:pos="2160"/>
+        </w:tabs>
+        <w:ind w:left="2160" w:hanging="360"/>
+      </w:pPr>
+      <w:rPr>
+        <w:rFonts w:ascii="Wingdings" w:hAnsi="Wingdings" w:hint="default"/>
+        <w:sz w:val="20"/>
+      </w:rPr>
+    </w:lvl>
+    <w:lvl w:ilvl="3" w:tentative="1">
+      <w:start w:val="1"/>
+      <w:numFmt w:val="bullet"/>
+      <w:lvlText w:val=""/>
+      <w:lvlJc w:val="left"/>
+      <w:pPr>
+        <w:tabs>
+          <w:tab w:val="num" w:pos="2880"/>
+        </w:tabs>
+        <w:ind w:left="2880" w:hanging="360"/>
+      </w:pPr>
+      <w:rPr>
+        <w:rFonts w:ascii="Wingdings" w:hAnsi="Wingdings" w:hint="default"/>
+        <w:sz w:val="20"/>
+      </w:rPr>
+    </w:lvl>
+    <w:lvl w:ilvl="4" w:tentative="1">
+      <w:start w:val="1"/>
+      <w:numFmt w:val="bullet"/>
+      <w:lvlText w:val=""/>
+      <w:lvlJc w:val="left"/>
+      <w:pPr>
+        <w:tabs>
+          <w:tab w:val="num" w:pos="3600"/>
+        </w:tabs>
+        <w:ind w:left="3600" w:hanging="360"/>
+      </w:pPr>
+      <w:rPr>
+        <w:rFonts w:ascii="Wingdings" w:hAnsi="Wingdings" w:hint="default"/>
+        <w:sz w:val="20"/>
+      </w:rPr>
+    </w:lvl>
+    <w:lvl w:ilvl="5" w:tentative="1">
+      <w:start w:val="1"/>
+      <w:numFmt w:val="bullet"/>
+      <w:lvlText w:val=""/>
+      <w:lvlJc w:val="left"/>
+      <w:pPr>
+        <w:tabs>
+          <w:tab w:val="num" w:pos="4320"/>
+        </w:tabs>
+        <w:ind w:left="4320" w:hanging="360"/>
+      </w:pPr>
+      <w:rPr>
+        <w:rFonts w:ascii="Wingdings" w:hAnsi="Wingdings" w:hint="default"/>
+        <w:sz w:val="20"/>
+      </w:rPr>
+    </w:lvl>
+    <w:lvl w:ilvl="6" w:tentative="1">
+      <w:start w:val="1"/>
+      <w:numFmt w:val="bullet"/>
+      <w:lvlText w:val=""/>
+      <w:lvlJc w:val="left"/>
+      <w:pPr>
+        <w:tabs>
+          <w:tab w:val="num" w:pos="5040"/>
+        </w:tabs>
+        <w:ind w:left="5040" w:hanging="360"/>
+      </w:pPr>
+      <w:rPr>
+        <w:rFonts w:ascii="Wingdings" w:hAnsi="Wingdings" w:hint="default"/>
+        <w:sz w:val="20"/>
+      </w:rPr>
+    </w:lvl>
+    <w:lvl w:ilvl="7" w:tentative="1">
+      <w:start w:val="1"/>
+      <w:numFmt w:val="bullet"/>
+      <w:lvlText w:val=""/>
+      <w:lvlJc w:val="left"/>
+      <w:pPr>
+        <w:tabs>
+          <w:tab w:val="num" w:pos="5760"/>
+        </w:tabs>
+        <w:ind w:left="5760" w:hanging="360"/>
+      </w:pPr>
+      <w:rPr>
+        <w:rFonts w:ascii="Wingdings" w:hAnsi="Wingdings" w:hint="default"/>
+        <w:sz w:val="20"/>
+      </w:rPr>
+    </w:lvl>
+    <w:lvl w:ilvl="8" w:tentative="1">
+      <w:start w:val="1"/>
+      <w:numFmt w:val="bullet"/>
+      <w:lvlText w:val=""/>
+      <w:lvlJc w:val="left"/>
+      <w:pPr>
+        <w:tabs>
+          <w:tab w:val="num" w:pos="6480"/>
+        </w:tabs>
+        <w:ind w:left="6480" w:hanging="360"/>
+      </w:pPr>
+      <w:rPr>
+        <w:rFonts w:ascii="Wingdings" w:hAnsi="Wingdings" w:hint="default"/>
+        <w:sz w:val="20"/>
+      </w:rPr>
+    </w:lvl>
+  </w:abstractNum>
+  <w:abstractNum w:abstractNumId="10" w15:restartNumberingAfterBreak="0">
     <w:nsid w:val="682C209D"/>
     <w:multiLevelType w:val="hybridMultilevel"/>
     <w:tmpl w:val="D93C946C"/>
@@ -1441,26 +1847,153 @@
       </w:rPr>
     </w:lvl>
   </w:abstractNum>
+  <w:abstractNum w:abstractNumId="11" w15:restartNumberingAfterBreak="0">
+    <w:nsid w:val="77210564"/>
+    <w:multiLevelType w:val="hybridMultilevel"/>
+    <w:tmpl w:val="EDC67606"/>
+    <w:lvl w:ilvl="0" w:tplc="DB3E67E0">
+      <w:numFmt w:val="bullet"/>
+      <w:lvlText w:val="-"/>
+      <w:lvlJc w:val="left"/>
+      <w:pPr>
+        <w:ind w:left="720" w:hanging="360"/>
+      </w:pPr>
+      <w:rPr>
+        <w:rFonts w:ascii="Aptos" w:eastAsiaTheme="minorHAnsi" w:hAnsi="Aptos" w:cstheme="minorBidi" w:hint="default"/>
+      </w:rPr>
+    </w:lvl>
+    <w:lvl w:ilvl="1" w:tplc="08070003" w:tentative="1">
+      <w:start w:val="1"/>
+      <w:numFmt w:val="bullet"/>
+      <w:lvlText w:val="o"/>
+      <w:lvlJc w:val="left"/>
+      <w:pPr>
+        <w:ind w:left="1440" w:hanging="360"/>
+      </w:pPr>
+      <w:rPr>
+        <w:rFonts w:ascii="Courier New" w:hAnsi="Courier New" w:cs="Courier New" w:hint="default"/>
+      </w:rPr>
+    </w:lvl>
+    <w:lvl w:ilvl="2" w:tplc="08070005" w:tentative="1">
+      <w:start w:val="1"/>
+      <w:numFmt w:val="bullet"/>
+      <w:lvlText w:val=""/>
+      <w:lvlJc w:val="left"/>
+      <w:pPr>
+        <w:ind w:left="2160" w:hanging="360"/>
+      </w:pPr>
+      <w:rPr>
+        <w:rFonts w:ascii="Wingdings" w:hAnsi="Wingdings" w:hint="default"/>
+      </w:rPr>
+    </w:lvl>
+    <w:lvl w:ilvl="3" w:tplc="08070001" w:tentative="1">
+      <w:start w:val="1"/>
+      <w:numFmt w:val="bullet"/>
+      <w:lvlText w:val=""/>
+      <w:lvlJc w:val="left"/>
+      <w:pPr>
+        <w:ind w:left="2880" w:hanging="360"/>
+      </w:pPr>
+      <w:rPr>
+        <w:rFonts w:ascii="Symbol" w:hAnsi="Symbol" w:hint="default"/>
+      </w:rPr>
+    </w:lvl>
+    <w:lvl w:ilvl="4" w:tplc="08070003" w:tentative="1">
+      <w:start w:val="1"/>
+      <w:numFmt w:val="bullet"/>
+      <w:lvlText w:val="o"/>
+      <w:lvlJc w:val="left"/>
+      <w:pPr>
+        <w:ind w:left="3600" w:hanging="360"/>
+      </w:pPr>
+      <w:rPr>
+        <w:rFonts w:ascii="Courier New" w:hAnsi="Courier New" w:cs="Courier New" w:hint="default"/>
+      </w:rPr>
+    </w:lvl>
+    <w:lvl w:ilvl="5" w:tplc="08070005" w:tentative="1">
+      <w:start w:val="1"/>
+      <w:numFmt w:val="bullet"/>
+      <w:lvlText w:val=""/>
+      <w:lvlJc w:val="left"/>
+      <w:pPr>
+        <w:ind w:left="4320" w:hanging="360"/>
+      </w:pPr>
+      <w:rPr>
+        <w:rFonts w:ascii="Wingdings" w:hAnsi="Wingdings" w:hint="default"/>
+      </w:rPr>
+    </w:lvl>
+    <w:lvl w:ilvl="6" w:tplc="08070001" w:tentative="1">
+      <w:start w:val="1"/>
+      <w:numFmt w:val="bullet"/>
+      <w:lvlText w:val=""/>
+      <w:lvlJc w:val="left"/>
+      <w:pPr>
+        <w:ind w:left="5040" w:hanging="360"/>
+      </w:pPr>
+      <w:rPr>
+        <w:rFonts w:ascii="Symbol" w:hAnsi="Symbol" w:hint="default"/>
+      </w:rPr>
+    </w:lvl>
+    <w:lvl w:ilvl="7" w:tplc="08070003" w:tentative="1">
+      <w:start w:val="1"/>
+      <w:numFmt w:val="bullet"/>
+      <w:lvlText w:val="o"/>
+      <w:lvlJc w:val="left"/>
+      <w:pPr>
+        <w:ind w:left="5760" w:hanging="360"/>
+      </w:pPr>
+      <w:rPr>
+        <w:rFonts w:ascii="Courier New" w:hAnsi="Courier New" w:cs="Courier New" w:hint="default"/>
+      </w:rPr>
+    </w:lvl>
+    <w:lvl w:ilvl="8" w:tplc="08070005" w:tentative="1">
+      <w:start w:val="1"/>
+      <w:numFmt w:val="bullet"/>
+      <w:lvlText w:val=""/>
+      <w:lvlJc w:val="left"/>
+      <w:pPr>
+        <w:ind w:left="6480" w:hanging="360"/>
+      </w:pPr>
+      <w:rPr>
+        <w:rFonts w:ascii="Wingdings" w:hAnsi="Wingdings" w:hint="default"/>
+      </w:rPr>
+    </w:lvl>
+  </w:abstractNum>
   <w:num w:numId="1" w16cid:durableId="358311867">
+    <w:abstractNumId w:val="6"/>
+  </w:num>
+  <w:num w:numId="2" w16cid:durableId="2061512864">
     <w:abstractNumId w:val="4"/>
   </w:num>
-  <w:num w:numId="2" w16cid:durableId="2061512864">
+  <w:num w:numId="3" w16cid:durableId="1534608669">
+    <w:abstractNumId w:val="8"/>
+  </w:num>
+  <w:num w:numId="4" w16cid:durableId="123622622">
+    <w:abstractNumId w:val="1"/>
+  </w:num>
+  <w:num w:numId="5" w16cid:durableId="1399521887">
     <w:abstractNumId w:val="2"/>
   </w:num>
-  <w:num w:numId="3" w16cid:durableId="1534608669">
+  <w:num w:numId="6" w16cid:durableId="1007944167">
     <w:abstractNumId w:val="5"/>
   </w:num>
-  <w:num w:numId="4" w16cid:durableId="123622622">
+  <w:num w:numId="7" w16cid:durableId="1335886790">
+    <w:abstractNumId w:val="10"/>
+  </w:num>
+  <w:num w:numId="8" w16cid:durableId="439684302">
     <w:abstractNumId w:val="0"/>
   </w:num>
-  <w:num w:numId="5" w16cid:durableId="1399521887">
-    <w:abstractNumId w:val="1"/>
-  </w:num>
-  <w:num w:numId="6" w16cid:durableId="1007944167">
+  <w:num w:numId="9" w16cid:durableId="1826389898">
     <w:abstractNumId w:val="3"/>
   </w:num>
-  <w:num w:numId="7" w16cid:durableId="1335886790">
-    <w:abstractNumId w:val="6"/>
+  <w:num w:numId="10" w16cid:durableId="1088885162">
+    <w:abstractNumId w:val="7"/>
+  </w:num>
+  <w:num w:numId="11" w16cid:durableId="977033257">
+    <w:abstractNumId w:val="11"/>
+  </w:num>
+  <w:num w:numId="12" w16cid:durableId="1511992978">
+    <w:abstractNumId w:val="9"/>
   </w:num>
 </w:numbering>
 </file>
@@ -1474,7 +2007,7 @@
         <w:kern w:val="2"/>
         <w:sz w:val="24"/>
         <w:szCs w:val="24"/>
-        <w:lang w:eastAsia="en-US" w:bidi="ar-SA"/>
+        <w:lang w:val="de-CH" w:eastAsia="en-US" w:bidi="ar-SA"/>
         <w14:ligatures w14:val="standardContextual"/>
       </w:rPr>
     </w:rPrDefault>
@@ -2773,6 +3306,21 @@
 </file>
 
 <file path=customXml/item1.xml><?xml version="1.0" encoding="utf-8"?>
+<?mso-contentType ?>
+<FormTemplates xmlns="http://schemas.microsoft.com/sharepoint/v3/contenttype/forms">
+  <Display>DocumentLibraryForm</Display>
+  <Edit>DocumentLibraryForm</Edit>
+  <New>DocumentLibraryForm</New>
+</FormTemplates>
+</file>
+
+<file path=customXml/item2.xml><?xml version="1.0" encoding="utf-8"?>
+<p:properties xmlns:p="http://schemas.microsoft.com/office/2006/metadata/properties" xmlns:xsi="http://www.w3.org/2001/XMLSchema-instance" xmlns:pc="http://schemas.microsoft.com/office/infopath/2007/PartnerControls">
+  <documentManagement/>
+</p:properties>
+</file>
+
+<file path=customXml/item3.xml><?xml version="1.0" encoding="utf-8"?>
 <ct:contentTypeSchema xmlns:ct="http://schemas.microsoft.com/office/2006/metadata/contentType" xmlns:ma="http://schemas.microsoft.com/office/2006/metadata/properties/metaAttributes" ct:_="" ma:_="" ma:contentTypeName="Dokument" ma:contentTypeID="0x0101000F45A657BE07BD459E8BD13DD399CF25" ma:contentTypeVersion="5" ma:contentTypeDescription="Ein neues Dokument erstellen." ma:contentTypeScope="" ma:versionID="5c008a7592765a1b7d119d16ede1098d">
   <xsd:schema xmlns:xsd="http://www.w3.org/2001/XMLSchema" xmlns:xs="http://www.w3.org/2001/XMLSchema" xmlns:p="http://schemas.microsoft.com/office/2006/metadata/properties" xmlns:ns2="f200d52c-3f76-4945-b392-d6572112a583" targetNamespace="http://schemas.microsoft.com/office/2006/metadata/properties" ma:root="true" ma:fieldsID="f4a4b9df2dbbfd8c4363d26d5ad2da91" ns2:_="">
     <xsd:import namespace="f200d52c-3f76-4945-b392-d6572112a583"/>
@@ -2922,22 +3470,24 @@
 </ct:contentTypeSchema>
 </file>
 
-<file path=customXml/item2.xml><?xml version="1.0" encoding="utf-8"?>
-<p:properties xmlns:p="http://schemas.microsoft.com/office/2006/metadata/properties" xmlns:xsi="http://www.w3.org/2001/XMLSchema-instance" xmlns:pc="http://schemas.microsoft.com/office/infopath/2007/PartnerControls">
-  <documentManagement/>
-</p:properties>
+<file path=customXml/itemProps1.xml><?xml version="1.0" encoding="utf-8"?>
+<ds:datastoreItem xmlns:ds="http://schemas.openxmlformats.org/officeDocument/2006/customXml" ds:itemID="{0FFC8265-78F2-4146-8648-DF2689A17A6D}">
+  <ds:schemaRefs>
+    <ds:schemaRef ds:uri="http://schemas.microsoft.com/sharepoint/v3/contenttype/forms"/>
+  </ds:schemaRefs>
+</ds:datastoreItem>
 </file>
 
-<file path=customXml/item3.xml><?xml version="1.0" encoding="utf-8"?>
-<?mso-contentType ?>
-<FormTemplates xmlns="http://schemas.microsoft.com/sharepoint/v3/contenttype/forms">
-  <Display>DocumentLibraryForm</Display>
-  <Edit>DocumentLibraryForm</Edit>
-  <New>DocumentLibraryForm</New>
-</FormTemplates>
+<file path=customXml/itemProps2.xml><?xml version="1.0" encoding="utf-8"?>
+<ds:datastoreItem xmlns:ds="http://schemas.openxmlformats.org/officeDocument/2006/customXml" ds:itemID="{4E24A5C9-E8DF-4429-AC5E-A821B2F7F1FC}">
+  <ds:schemaRefs>
+    <ds:schemaRef ds:uri="http://schemas.microsoft.com/office/2006/metadata/properties"/>
+    <ds:schemaRef ds:uri="http://schemas.microsoft.com/office/infopath/2007/PartnerControls"/>
+  </ds:schemaRefs>
+</ds:datastoreItem>
 </file>
 
-<file path=customXml/itemProps1.xml><?xml version="1.0" encoding="utf-8"?>
+<file path=customXml/itemProps3.xml><?xml version="1.0" encoding="utf-8"?>
 <ds:datastoreItem xmlns:ds="http://schemas.openxmlformats.org/officeDocument/2006/customXml" ds:itemID="{0F99B9F9-009F-4FFA-B461-34F6BFEF79E2}">
   <ds:schemaRefs>
     <ds:schemaRef ds:uri="http://schemas.microsoft.com/office/2006/metadata/contentType"/>
@@ -2953,21 +3503,4 @@
     <ds:schemaRef ds:uri="http://schemas.microsoft.com/internal/obd"/>
   </ds:schemaRefs>
 </ds:datastoreItem>
-</file>
-
-<file path=customXml/itemProps2.xml><?xml version="1.0" encoding="utf-8"?>
-<ds:datastoreItem xmlns:ds="http://schemas.openxmlformats.org/officeDocument/2006/customXml" ds:itemID="{4E24A5C9-E8DF-4429-AC5E-A821B2F7F1FC}">
-  <ds:schemaRefs>
-    <ds:schemaRef ds:uri="http://schemas.microsoft.com/office/2006/metadata/properties"/>
-    <ds:schemaRef ds:uri="http://schemas.microsoft.com/office/infopath/2007/PartnerControls"/>
-  </ds:schemaRefs>
-</ds:datastoreItem>
-</file>
-
-<file path=customXml/itemProps3.xml><?xml version="1.0" encoding="utf-8"?>
-<ds:datastoreItem xmlns:ds="http://schemas.openxmlformats.org/officeDocument/2006/customXml" ds:itemID="{0FFC8265-78F2-4146-8648-DF2689A17A6D}">
-  <ds:schemaRefs>
-    <ds:schemaRef ds:uri="http://schemas.microsoft.com/sharepoint/v3/contenttype/forms"/>
-  </ds:schemaRefs>
-</ds:datastoreItem>
 </file>